--- a/tools/aubreylaw-docgeneration/templates/trustees-certificate.docx
+++ b/tools/aubreylaw-docgeneration/templates/trustees-certificate.docx
@@ -223,7 +223,20 @@
           <w:sz w:val="24"/>
           <w:szCs w:val="24"/>
         </w:rPr>
-        <w:t xml:space="preserve">Recorded reference: Book {prior_deed_book}, Page {prior_deed_page}, {registry_district} Registry of Deeds.</w:t>
+        <w:t xml:space="preserve">Recorded reference: Book {prior_deed_book}, Page {prior_deed_page}, dated {prior_deed_date}, {registry_district} Registry of Deeds.</w:t>
+      </w:r>
+    </w:p>
+    <w:p>
+      <w:pPr>
+        <w:spacing w:after="120"/>
+      </w:pPr>
+      <w:r>
+        <w:rPr>
+          <w:rFonts w:ascii="Times New Roman" w:cs="Times New Roman" w:eastAsia="Times New Roman" w:hAnsi="Times New Roman"/>
+          <w:sz w:val="24"/>
+          <w:szCs w:val="24"/>
+        </w:rPr>
+        <w:t xml:space="preserve">Certificate number: {certificate_number}</w:t>
       </w:r>
     </w:p>
     <w:p>

--- a/tools/aubreylaw-docgeneration/templates/trustees-certificate.docx
+++ b/tools/aubreylaw-docgeneration/templates/trustees-certificate.docx
@@ -197,7 +197,7 @@
           <w:sz w:val="24"/>
           <w:szCs w:val="24"/>
         </w:rPr>
-        <w:t xml:space="preserve">{legal_description}</w:t>
+        <w:t xml:space="preserve">{property_description}</w:t>
       </w:r>
     </w:p>
     <w:p>
@@ -223,20 +223,72 @@
           <w:sz w:val="24"/>
           <w:szCs w:val="24"/>
         </w:rPr>
-        <w:t xml:space="preserve">Recorded reference: Book {prior_deed_book}, Page {prior_deed_page}, dated {prior_deed_date}, {registry_district} Registry of Deeds.</w:t>
-      </w:r>
-    </w:p>
-    <w:p>
-      <w:pPr>
-        <w:spacing w:after="120"/>
-      </w:pPr>
-      <w:r>
-        <w:rPr>
-          <w:rFonts w:ascii="Times New Roman" w:cs="Times New Roman" w:eastAsia="Times New Roman" w:hAnsi="Times New Roman"/>
-          <w:sz w:val="24"/>
-          <w:szCs w:val="24"/>
-        </w:rPr>
-        <w:t xml:space="preserve">Certificate number: {certificate_number}</w:t>
+        <w:t xml:space="preserve">{^is_land_court}</w:t>
+      </w:r>
+    </w:p>
+    <w:p>
+      <w:pPr>
+        <w:spacing w:after="120"/>
+      </w:pPr>
+      <w:r>
+        <w:rPr>
+          <w:rFonts w:ascii="Times New Roman" w:cs="Times New Roman" w:eastAsia="Times New Roman" w:hAnsi="Times New Roman"/>
+          <w:sz w:val="24"/>
+          <w:szCs w:val="24"/>
+        </w:rPr>
+        <w:t xml:space="preserve">Recorded reference: deed recorded on {recording_date} with the {registry_of_deeds} in Book {current_deed_book_number}, Page {current_deed_page}.</w:t>
+      </w:r>
+    </w:p>
+    <w:p>
+      <w:pPr>
+        <w:spacing w:after="120"/>
+      </w:pPr>
+      <w:r>
+        <w:rPr>
+          <w:rFonts w:ascii="Times New Roman" w:cs="Times New Roman" w:eastAsia="Times New Roman" w:hAnsi="Times New Roman"/>
+          <w:sz w:val="24"/>
+          <w:szCs w:val="24"/>
+        </w:rPr>
+        <w:t xml:space="preserve">{/is_land_court}</w:t>
+      </w:r>
+    </w:p>
+    <w:p>
+      <w:pPr>
+        <w:spacing w:after="120"/>
+      </w:pPr>
+      <w:r>
+        <w:rPr>
+          <w:rFonts w:ascii="Times New Roman" w:cs="Times New Roman" w:eastAsia="Times New Roman" w:hAnsi="Times New Roman"/>
+          <w:sz w:val="24"/>
+          <w:szCs w:val="24"/>
+        </w:rPr>
+        <w:t xml:space="preserve">{#is_land_court}</w:t>
+      </w:r>
+    </w:p>
+    <w:p>
+      <w:pPr>
+        <w:spacing w:after="120"/>
+      </w:pPr>
+      <w:r>
+        <w:rPr>
+          <w:rFonts w:ascii="Times New Roman" w:cs="Times New Roman" w:eastAsia="Times New Roman" w:hAnsi="Times New Roman"/>
+          <w:sz w:val="24"/>
+          <w:szCs w:val="24"/>
+        </w:rPr>
+        <w:t xml:space="preserve">Registered land: deed recorded on {recording_date} with the {registry_of_deeds} as Document No. {current_deed_document_number} and noted on Certificate of Title No. {current_certificate_number}.</w:t>
+      </w:r>
+    </w:p>
+    <w:p>
+      <w:pPr>
+        <w:spacing w:after="120"/>
+      </w:pPr>
+      <w:r>
+        <w:rPr>
+          <w:rFonts w:ascii="Times New Roman" w:cs="Times New Roman" w:eastAsia="Times New Roman" w:hAnsi="Times New Roman"/>
+          <w:sz w:val="24"/>
+          <w:szCs w:val="24"/>
+        </w:rPr>
+        <w:t xml:space="preserve">{/is_land_court}</w:t>
       </w:r>
     </w:p>
     <w:p>
